--- a/CMA_P1_SectionA_Volume5_Long_Lived_Assets.docx
+++ b/CMA_P1_SectionA_Volume5_Long_Lived_Assets.docx
@@ -23166,6 +23166,19 @@
         </w:tc>
       </w:tr>
     </w:tbl>
+    <w:p>
+      <w:pPr>
+        <w:spacing w:before="60" w:after="60"/>
+      </w:pPr>
+      <w:r>
+        <w:rPr>
+          <w:color w:val="6B7280"/>
+          <w:sz w:val="17"/>
+          <w:szCs w:val="17"/>
+        </w:rPr>
+        <w:t xml:space="preserve">The two frameworks agree on recognising the loss and on depreciating afterwards. They disagree only on reversal, and Volume 12 returns to it.</w:t>
+      </w:r>
+    </w:p>
     <w:p/>
     <w:p>
       <w:pPr>
